--- a/resumes/resume_applied_ai_systems.docx
+++ b/resumes/resume_applied_ai_systems.docx
@@ -13,7 +13,24 @@
       </w:r>
       <w:r>
         <w:br/>
-        <w:t>306.361.7692 | </w:t>
+      </w:r>
+      <w:r>
+        <w:t>248</w:t>
+      </w:r>
+      <w:r>
+        <w:t>.</w:t>
+      </w:r>
+      <w:r>
+        <w:t>989</w:t>
+      </w:r>
+      <w:r>
+        <w:t>.</w:t>
+      </w:r>
+      <w:r>
+        <w:t>4160</w:t>
+      </w:r>
+      <w:r>
+        <w:t xml:space="preserve"> | </w:t>
       </w:r>
       <w:hyperlink r:id="rId5" w:history="1">
         <w:r>
@@ -325,7 +342,13 @@
         </w:numPr>
       </w:pPr>
       <w:r>
-        <w:t>Delivered high-risk feature enhancements within the first 90 days, accelerating expansion of core system capabilities.</w:t>
+        <w:t xml:space="preserve">Delivered high-risk feature enhancements within the first </w:t>
+      </w:r>
+      <w:r>
+        <w:t>180</w:t>
+      </w:r>
+      <w:r>
+        <w:t xml:space="preserve"> days, accelerating expansion of core system capabilities.</w:t>
       </w:r>
     </w:p>
     <w:p>

--- a/resumes/resume_applied_ai_systems.docx
+++ b/resumes/resume_applied_ai_systems.docx
@@ -287,7 +287,16 @@
     </w:p>
     <w:p>
       <w:r>
-        <w:t>Troy, Michigan | 2019 to 2023</w:t>
+        <w:t>Troy, Michigan | 20</w:t>
+      </w:r>
+      <w:r>
+        <w:t>23</w:t>
+      </w:r>
+      <w:r>
+        <w:t xml:space="preserve"> to 202</w:t>
+      </w:r>
+      <w:r>
+        <w:t>6</w:t>
       </w:r>
     </w:p>
     <w:p>
@@ -359,7 +368,16 @@
     </w:p>
     <w:p>
       <w:r>
-        <w:t>Saskatoon, Saskatchewan / Troy, Michigan | 2023 to 2026</w:t>
+        <w:t>Saskatoon, Saskatchewan | 20</w:t>
+      </w:r>
+      <w:r>
+        <w:t>19</w:t>
+      </w:r>
+      <w:r>
+        <w:t xml:space="preserve"> to 202</w:t>
+      </w:r>
+      <w:r>
+        <w:t>3</w:t>
       </w:r>
     </w:p>
     <w:p>

--- a/resumes/resume_applied_ai_systems.docx
+++ b/resumes/resume_applied_ai_systems.docx
@@ -90,6 +90,9 @@
       <w:r>
         <w:t>Applied AI systems: document intelligence, retrieval/RAG patterns, LLM-assisted triage, evidence artifacts, human-in-loop review, traceable AI workflow boundaries</w:t>
       </w:r>
+      <w:r>
+        <w:t>, Codex, Copilot and Claude Code usage.</w:t>
+      </w:r>
     </w:p>
     <w:p>
       <w:pPr>
@@ -207,13 +210,8 @@
       </w:r>
     </w:p>
     <w:p>
-      <w:proofErr w:type="spellStart"/>
-      <w:r>
-        <w:t>WindowConfigurator</w:t>
-      </w:r>
-      <w:proofErr w:type="spellEnd"/>
-      <w:r>
-        <w:t xml:space="preserve"> / RenoNerd - .NET CPQ And Workflow System</w:t>
+      <w:r>
+        <w:t>WindowConfigurator / RenoNerd - .NET CPQ And Workflow System</w:t>
       </w:r>
     </w:p>
     <w:p>
@@ -250,13 +248,8 @@
           <w:numId w:val="3"/>
         </w:numPr>
       </w:pPr>
-      <w:proofErr w:type="gramStart"/>
-      <w:r>
-        <w:t>Developed integration</w:t>
-      </w:r>
-      <w:proofErr w:type="gramEnd"/>
-      <w:r>
-        <w:t xml:space="preserve"> paths for CRM and e-commerce workflows, including REST/OAuth exploration, NopCommerce plugin work, and multi-CRM interoperability planning.</w:t>
+      <w:r>
+        <w:t>Developed integration paths for CRM and e-commerce workflows, including REST/OAuth exploration, NopCommerce plugin work, and multi-CRM interoperability planning.</w:t>
       </w:r>
     </w:p>
     <w:p>
@@ -276,13 +269,8 @@
       </w:r>
     </w:p>
     <w:p>
-      <w:proofErr w:type="spellStart"/>
-      <w:r>
-        <w:t>Finys</w:t>
-      </w:r>
-      <w:proofErr w:type="spellEnd"/>
-      <w:r>
-        <w:t xml:space="preserve"> Inc. - Software Engineer</w:t>
+      <w:r>
+        <w:t>Finys Inc. - Software Engineer</w:t>
       </w:r>
     </w:p>
     <w:p>
@@ -399,15 +387,7 @@
         </w:numPr>
       </w:pPr>
       <w:r>
-        <w:t xml:space="preserve">Translated ambiguous </w:t>
-      </w:r>
-      <w:proofErr w:type="gramStart"/>
-      <w:r>
-        <w:t>product</w:t>
-      </w:r>
-      <w:proofErr w:type="gramEnd"/>
-      <w:r>
-        <w:t>, measurement, and installation constraints into domain-specific software used in operational quoting and planning.</w:t>
+        <w:t>Translated ambiguous product, measurement, and installation constraints into domain-specific software used in operational quoting and planning.</w:t>
       </w:r>
     </w:p>
     <w:p>

--- a/resumes/resume_applied_ai_systems.docx
+++ b/resumes/resume_applied_ai_systems.docx
@@ -92,6 +92,16 @@
       </w:r>
       <w:r>
         <w:t>, Codex, Copilot and Claude Code usage.</w:t>
+      </w:r>
+    </w:p>
+    <w:p>
+      <w:r>
+        <w:t>AI and document tooling: Python, Docling, OpenAI API, Anthropic API, OpenAI embeddings (text-embedding-3-small, text-embedding-3-large), Kuzu, exact/BM25 retrieval, graph-expanded retrieval</w:t>
+      </w:r>
+    </w:p>
+    <w:p>
+      <w:r>
+        <w:t>Systems and portfolio tooling: C++23, CMake, Direct3D 12, HLSL, Dear ImGui, Catch2, xUnit, SQLite, webhook delivery and retry workflows</w:t>
       </w:r>
     </w:p>
     <w:p>
